--- a/testakten/statusfeststellung-gmbh-geschaeftsfuehrer-minderheit-erlangen/14_gesellschafterbeschluss_abberufungsantrag.docx
+++ b/testakten/statusfeststellung-gmbh-geschaeftsfuehrer-minderheit-erlangen/14_gesellschafterbeschluss_abberufungsantrag.docx
@@ -18,7 +18,7 @@
           <w:i w:val="0"/>
           <w:sz w:val="22"/>
         </w:rPr>
-        <w:t>Ausserordentliche Gesellschafterversammlung der Neuralis MedTech GmbH vom 12.05.2026, Protokoll (Auszug)</w:t>
+        <w:t>Außerordentliche Gesellschafterversammlung der Neuralis MedTech GmbH vom 12.05.2026, Protokoll (Auszug)</w:t>
       </w:r>
     </w:p>
     <w:p>
@@ -37,7 +37,7 @@
           <w:i w:val="0"/>
           <w:sz w:val="22"/>
         </w:rPr>
-        <w:t>Fuer die FrankenHealth Ventures GmbH: Herr Torben Aldenhoven, Partner. Dr. Henrik Vogt, persoenlich. Dr. Miriam Seidl, persoenlich.</w:t>
+        <w:t>Für die FrankenHealth Ventures GmbH: Herr Torben Aldenhoven, Partner. Dr. Henrik Vogt, persönlich. Dr. Miriam Seidl, persönlich.</w:t>
       </w:r>
     </w:p>
     <w:p>
@@ -45,7 +45,7 @@
         <w:pStyle w:val="Heading2"/>
       </w:pPr>
       <w:r>
-        <w:t>2 Tagesordnungspunkt: Antrag auf Abberufung des Geschaeftsfuehrers Dr. Vogt</w:t>
+        <w:t>2 Tagesordnungspunkt: Antrag auf Abberufung des Geschäftsführers Dr. Vogt</w:t>
       </w:r>
     </w:p>
     <w:p>
@@ -56,7 +56,7 @@
           <w:i w:val="0"/>
           <w:sz w:val="22"/>
         </w:rPr>
-        <w:t>Herr Aldenhoven beantragt namens der FrankenHealth Ventures GmbH die Abberufung von Dr. Vogt als Geschaeftsfuehrer aus wichtigem Grund. Zur Begruendung fuehrt er an, Dr. Vogt habe die vom Beirat beschlossene Verschiebung von zwei Entwicklerstellen im Mai 2026 eigenmaechtig unterlaufen, indem er einen befristeten Werkvertrag mit einem externen Entwickler abschloss, ohne die Zustimmung des Beirats einzuholen.</w:t>
+        <w:t>Herr Aldenhoven beantragt namens der FrankenHealth Ventures GmbH die Abberufung von Dr. Vogt als Geschäftsführer aus wichtigem Grund. Zur Begründung führt er an, Dr. Vogt habe die vom Beirat beschlossene Verschiebung von zwei Entwicklerstellen im Mai 2026 eigenmächtig unterlaufen, indem er einen befristeten Werkvertrag mit einem externen Entwickler abschloss, ohne die Zustimmung des Beirats einzuholen.</w:t>
       </w:r>
     </w:p>
     <w:p>
@@ -67,7 +67,7 @@
           <w:i w:val="0"/>
           <w:sz w:val="22"/>
         </w:rPr>
-        <w:t>Dr. Vogt erwidert, der Werkvertrag falle mit einem Volumen von 42000,00 EUR unter die in Ziffer 5.1 des Geschaeftsfuehrervertrags genannte eigenstaendige Entscheidungsbefugnis bis 50000,00 EUR und sei keine Neueinstellung im Sinne von Ziffer 7.3.2 des Gesellschaftsvertrags.</w:t>
+        <w:t>Dr. Vogt erwidert, der Werkvertrag falle mit einem Volumen von 42000,00 EUR unter die in Ziffer 5.1 des Geschäftsführervertrags genannte eigenständige Entscheidungsbefugnis bis 50000,00 EUR und sei keine Neueinstellung im Sinne von Ziffer 7.3.2 des Gesellschaftsvertrags.</w:t>
       </w:r>
     </w:p>
     <w:p>
@@ -86,7 +86,7 @@
           <w:i w:val="0"/>
           <w:sz w:val="22"/>
         </w:rPr>
-        <w:t>Ueber die Abberufung aus wichtigem Grund wird abgestimmt. Dr. Vogt ist gemaess Paragraf 6.3 Satz 2 des Gesellschaftsvertrags von der Stimmabgabe zu diesem Punkt ausgeschlossen.</w:t>
+        <w:t>Über die Abberufung aus wichtigem Grund wird abgestimmt. Dr. Vogt ist gemäß Paragraf 6.3 Satz 2 des Gesellschaftsvertrags von der Stimmabgabe zu diesem Punkt ausgeschlossen.</w:t>
       </w:r>
     </w:p>
     <w:tbl>
@@ -192,7 +192,7 @@
                 <w:rFonts w:ascii="Times New Roman" w:hAnsi="Times New Roman"/>
                 <w:sz w:val="20"/>
               </w:rPr>
-              <w:t>dafuer</w:t>
+              <w:t>dafür</w:t>
             </w:r>
           </w:p>
         </w:tc>
@@ -301,7 +301,7 @@
           <w:i w:val="0"/>
           <w:sz w:val="22"/>
         </w:rPr>
-        <w:t>Ergebnis: 51 Stimmen dafuer, 17 Stimmen dagegen bei 32 Stimmen ohne Stimmrecht. Die nach Paragraf 6.3 erforderliche einfache Mehrheit der abgegebenen Stimmen (ohne den betroffenen Gesellschafter) ist erreicht. Dr. Seidl erklaert, sie halte den wichtigen Grund fuer nicht hinreichend belegt und kuendigt an, den Beschluss gesellschaftsrechtlich pruefen zu lassen.</w:t>
+        <w:t>Ergebnis: 51 Stimmen dafür, 17 Stimmen dagegen bei 32 Stimmen ohne Stimmrecht. Die nach Paragraf 6.3 erforderliche einfache Mehrheit der abgegebenen Stimmen (ohne den betroffenen Gesellschafter) ist erreicht. Dr. Seidl erklärt, sie halte den wichtigen Grund für nicht hinreichend belegt und kündigt an, den Beschluss gesellschaftsrechtlich prüfen zu lassen.</w:t>
       </w:r>
     </w:p>
     <w:p>
@@ -320,28 +320,104 @@
           <w:i w:val="0"/>
           <w:sz w:val="22"/>
         </w:rPr>
-        <w:t>Der Beschluss wird Dr. Vogt am 13.05.2026 zugestellt. Die Frist zur Anfechtung nach Paragraf 6.4 des Gesellschaftsvertrags laeuft einen Monat ab Zugang der Niederschrift. Getrennt zu beurteilen bleibt die Kuendigung des Anstellungsvertrags nach Ziffer 7.3 des Geschaeftsfuehrervertrags.</w:t>
-      </w:r>
-    </w:p>
-    <w:p>
-      <w:r>
-        <w:rPr>
-          <w:rFonts w:ascii="Times New Roman" w:hAnsi="Times New Roman"/>
-          <w:b w:val="0"/>
-          <w:i w:val="0"/>
-          <w:sz w:val="22"/>
-        </w:rPr>
-        <w:t>Formathinweis: Dieses Aktenstück wird in Times New Roman, 11 pt, mit ausschließlich dezimaler Gliederung ausgegeben.</w:t>
+        <w:t>Der Beschluss wird Dr. Vogt am 13.05.2026 zugestellt. Die Frist zur Anfechtung nach Paragraf 6.4 des Gesellschaftsvertrags läuft einen Monat ab Zugang der Niederschrift. Getrennt zu beurteilen bleibt die Kündigung des Anstellungsvertrags nach Ziffer 7.3 des Geschäftsführervertrags.</w:t>
       </w:r>
     </w:p>
     <w:sectPr>
-      <w:pgSz w:w="12240" w:h="15840"/>
-      <w:pgMar w:top="1440" w:right="1800" w:bottom="1440" w:left="1800" w:header="720" w:footer="720" w:gutter="0"/>
+      <w:headerReference w:type="default" r:id="rId9"/>
+      <w:footerReference w:type="default" r:id="rId10"/>
+      <w:pgSz w:w="11906" w:h="16838"/>
+      <w:pgMar w:top="1440" w:right="1800" w:bottom="1440" w:left="1800" w:header="680" w:footer="567" w:gutter="0"/>
       <w:cols w:space="720"/>
       <w:docGrid w:linePitch="360"/>
     </w:sectPr>
   </w:body>
 </w:document>
+</file>
+
+<file path=word/footer1.xml><?xml version="1.0" encoding="utf-8"?>
+<w:ftr xmlns:m="http://schemas.openxmlformats.org/officeDocument/2006/math" xmlns:mc="http://schemas.openxmlformats.org/markup-compatibility/2006" xmlns:mo="http://schemas.microsoft.com/office/mac/office/2008/main" xmlns:mv="urn:schemas-microsoft-com:mac:vml" xmlns:o="urn:schemas-microsoft-com:office:office" xmlns:r="http://schemas.openxmlformats.org/officeDocument/2006/relationships" xmlns:v="urn:schemas-microsoft-com:vml" xmlns:w10="urn:schemas-microsoft-com:office:word" xmlns:w14="http://schemas.microsoft.com/office/word/2010/wordml" xmlns:w="http://schemas.openxmlformats.org/wordprocessingml/2006/main" xmlns:wne="http://schemas.microsoft.com/office/word/2006/wordml" xmlns:wp14="http://schemas.microsoft.com/office/word/2010/wordprocessingDrawing" xmlns:wp="http://schemas.openxmlformats.org/drawingml/2006/wordprocessingDrawing" xmlns:wpc="http://schemas.microsoft.com/office/word/2010/wordprocessingCanvas" xmlns:wpg="http://schemas.microsoft.com/office/word/2010/wordprocessingGroup" xmlns:wpi="http://schemas.microsoft.com/office/word/2010/wordprocessingInk" xmlns:wps="http://schemas.microsoft.com/office/word/2010/wordprocessingShape" mc:Ignorable="w14 wp14">
+  <w:p>
+    <w:pPr>
+      <w:pStyle w:val="Footer"/>
+      <w:tabs>
+        <w:tab w:pos="9071" w:val="right"/>
+      </w:tabs>
+      <w:jc w:val="left"/>
+    </w:pPr>
+    <w:r>
+      <w:rPr>
+        <w:rFonts w:ascii="Times New Roman" w:hAnsi="Times New Roman"/>
+        <w:color w:val="6B6B66"/>
+        <w:sz w:val="16"/>
+      </w:rPr>
+    </w:r>
+    <w:r>
+      <w:rPr>
+        <w:rFonts w:ascii="Times New Roman" w:hAnsi="Times New Roman"/>
+        <w:color w:val="6B6B66"/>
+        <w:sz w:val="16"/>
+      </w:rPr>
+      <w:t>Neuralis MedTech GmbH</w:t>
+    </w:r>
+    <w:r>
+      <w:rPr>
+        <w:rFonts w:ascii="Times New Roman" w:hAnsi="Times New Roman"/>
+        <w:color w:val="6B6B66"/>
+        <w:sz w:val="16"/>
+      </w:rPr>
+      <w:tab/>
+      <w:t xml:space="preserve">Seite </w:t>
+    </w:r>
+    <w:r>
+      <w:rPr>
+        <w:rFonts w:ascii="Times New Roman" w:hAnsi="Times New Roman"/>
+        <w:color w:val="6B6B66"/>
+        <w:sz w:val="16"/>
+      </w:rPr>
+      <w:fldChar w:fldCharType="begin"/>
+      <w:instrText xml:space="preserve"> PAGE </w:instrText>
+      <w:fldChar w:fldCharType="end"/>
+    </w:r>
+  </w:p>
+</w:ftr>
+</file>
+
+<file path=word/header1.xml><?xml version="1.0" encoding="utf-8"?>
+<w:hdr xmlns:m="http://schemas.openxmlformats.org/officeDocument/2006/math" xmlns:mc="http://schemas.openxmlformats.org/markup-compatibility/2006" xmlns:mo="http://schemas.microsoft.com/office/mac/office/2008/main" xmlns:mv="urn:schemas-microsoft-com:mac:vml" xmlns:o="urn:schemas-microsoft-com:office:office" xmlns:r="http://schemas.openxmlformats.org/officeDocument/2006/relationships" xmlns:v="urn:schemas-microsoft-com:vml" xmlns:w10="urn:schemas-microsoft-com:office:word" xmlns:w14="http://schemas.microsoft.com/office/word/2010/wordml" xmlns:w="http://schemas.openxmlformats.org/wordprocessingml/2006/main" xmlns:wne="http://schemas.microsoft.com/office/word/2006/wordml" xmlns:wp14="http://schemas.microsoft.com/office/word/2010/wordprocessingDrawing" xmlns:wp="http://schemas.openxmlformats.org/drawingml/2006/wordprocessingDrawing" xmlns:wpc="http://schemas.microsoft.com/office/word/2010/wordprocessingCanvas" xmlns:wpg="http://schemas.microsoft.com/office/word/2010/wordprocessingGroup" xmlns:wpi="http://schemas.microsoft.com/office/word/2010/wordprocessingInk" xmlns:wps="http://schemas.microsoft.com/office/word/2010/wordprocessingShape" mc:Ignorable="w14 wp14">
+  <w:p>
+    <w:pPr>
+      <w:pStyle w:val="Header"/>
+      <w:jc w:val="left"/>
+    </w:pPr>
+    <w:r/>
+    <w:r>
+      <w:rPr>
+        <w:rFonts w:ascii="Times New Roman" w:hAnsi="Times New Roman"/>
+        <w:b/>
+        <w:color w:val="7B2D3B"/>
+        <w:sz w:val="24"/>
+      </w:rPr>
+      <w:t>Neuralis MedTech GmbH</w:t>
+    </w:r>
+  </w:p>
+  <w:p>
+    <w:pPr>
+      <w:jc w:val="left"/>
+      <w:pBdr>
+        <w:bottom w:val="single" w:sz="6" w:space="2" w:color="7B2D3B"/>
+      </w:pBdr>
+    </w:pPr>
+    <w:r>
+      <w:rPr>
+        <w:rFonts w:ascii="Times New Roman" w:hAnsi="Times New Roman"/>
+        <w:color w:val="6B6B66"/>
+        <w:sz w:val="16"/>
+      </w:rPr>
+      <w:t>Protokoll (Auszug)</w:t>
+    </w:r>
+  </w:p>
+</w:hdr>
 </file>
 
 <file path=word/numbering.xml><?xml version="1.0" encoding="utf-8"?>
